--- a/02-作战与答辩/中期检查-口径-2026-10-07.docx
+++ b/02-作战与答辩/中期检查-口径-2026-10-07.docx
@@ -328,7 +328,7 @@
           <w:rFonts w:ascii="Times New Roman" w:hAnsi="Times New Roman" w:eastAsia="SimSun"/>
           <w:b/>
         </w:rPr>
-        <w:t>五道自动化门禁 229 项断言全绿</w:t>
+        <w:t>五道自动化门禁 232 项断言全绿</w:t>
       </w:r>
       <w:r>
         <w:rPr>
@@ -843,7 +843,7 @@
                 <w:b/>
                 <w:sz w:val="20"/>
               </w:rPr>
-              <w:t>五道 229 项全绿</w:t>
+              <w:t>五道 232 项全绿</w:t>
             </w:r>
             <w:r>
               <w:rPr>
@@ -851,7 +851,7 @@
                 <w:b w:val="0"/>
                 <w:sz w:val="20"/>
               </w:rPr>
-              <w:t>（8 / 29 / 18 / 73 / 101）</w:t>
+              <w:t>（8 / 29 / 21 / 73 / 101）</w:t>
             </w:r>
           </w:p>
         </w:tc>
@@ -1041,7 +1041,7 @@
                 <w:b w:val="0"/>
                 <w:sz w:val="20"/>
               </w:rPr>
-              <w:t xml:space="preserve">页面「资金池」/ </w:t>
+              <w:t xml:space="preserve">页面顶部状态栏 / </w:t>
             </w:r>
             <w:r>
               <w:rPr>
@@ -1049,7 +1049,31 @@
                 <w:b w:val="0"/>
                 <w:sz w:val="20"/>
               </w:rPr>
-              <w:t>balanceOf</w:t>
+              <w:t>poolBalance()</w:t>
+            </w:r>
+            <w:r>
+              <w:rPr>
+                <w:rFonts w:ascii="Times New Roman" w:hAnsi="Times New Roman" w:eastAsia="SimSun"/>
+                <w:b w:val="0"/>
+                <w:sz w:val="20"/>
+              </w:rPr>
+              <w:t>（</w:t>
+            </w:r>
+            <w:r>
+              <w:rPr>
+                <w:rFonts w:ascii="Times New Roman" w:hAnsi="Times New Roman" w:eastAsia="SimSun"/>
+                <w:b/>
+                <w:sz w:val="20"/>
+              </w:rPr>
+              <w:t>不是 `balanceOf`，v1 ABI 里没有这个方法</w:t>
+            </w:r>
+            <w:r>
+              <w:rPr>
+                <w:rFonts w:ascii="Times New Roman" w:hAnsi="Times New Roman" w:eastAsia="SimSun"/>
+                <w:b w:val="0"/>
+                <w:sz w:val="20"/>
+              </w:rPr>
+              <w:t>）</w:t>
             </w:r>
           </w:p>
         </w:tc>
@@ -1841,7 +1865,7 @@
                 <w:b w:val="0"/>
                 <w:sz w:val="20"/>
               </w:rPr>
-              <w:t xml:space="preserve">；规则 </w:t>
+              <w:t xml:space="preserve">（v1 人工设定；v2 已自动化成 </w:t>
             </w:r>
             <w:r>
               <w:rPr>
@@ -1849,7 +1873,7 @@
                 <w:b w:val="0"/>
                 <w:sz w:val="20"/>
               </w:rPr>
-              <w:t>reserve ≥ 该区域在保保单数 × PAYOUT</w:t>
+              <w:t>reserveOf() = max(reserve, openExposure)</w:t>
             </w:r>
             <w:r>
               <w:rPr>
@@ -1857,7 +1881,7 @@
                 <w:b w:val="0"/>
                 <w:sz w:val="20"/>
               </w:rPr>
-              <w:t>；72h 组合约 14%（对外讲「约 15%」）的月份净流出，广州 43.6% 最高 / 北京 9.5% 最低；</w:t>
+              <w:t xml:space="preserve">）；规则 = </w:t>
             </w:r>
             <w:r>
               <w:rPr>
@@ -1865,7 +1889,103 @@
                 <w:b/>
                 <w:sz w:val="20"/>
               </w:rPr>
-              <w:t>`max_eth`（0.89 那一类）不可引用</w:t>
+              <w:t>总和口径</w:t>
+            </w:r>
+            <w:r>
+              <w:rPr>
+                <w:rFonts w:ascii="Times New Roman" w:hAnsi="Times New Roman" w:eastAsia="SimSun"/>
+                <w:b w:val="0"/>
+                <w:sz w:val="20"/>
+              </w:rPr>
+              <w:t xml:space="preserve"> </w:t>
+            </w:r>
+            <w:r>
+              <w:rPr>
+                <w:rFonts w:ascii="Consolas" w:hAnsi="Consolas" w:eastAsia="Consolas"/>
+                <w:b w:val="0"/>
+                <w:sz w:val="20"/>
+              </w:rPr>
+              <w:t>reserve ≥ 未了结保单数 × PAYOUT</w:t>
+            </w:r>
+            <w:r>
+              <w:rPr>
+                <w:rFonts w:ascii="Times New Roman" w:hAnsi="Times New Roman" w:eastAsia="SimSun"/>
+                <w:b w:val="0"/>
+                <w:sz w:val="20"/>
+              </w:rPr>
+              <w:t>（</w:t>
+            </w:r>
+            <w:r>
+              <w:rPr>
+                <w:rFonts w:ascii="Times New Roman" w:hAnsi="Times New Roman" w:eastAsia="SimSun"/>
+                <w:b/>
+                <w:sz w:val="20"/>
+              </w:rPr>
+              <w:t>不是各区域取最大</w:t>
+            </w:r>
+            <w:r>
+              <w:rPr>
+                <w:rFonts w:ascii="Times New Roman" w:hAnsi="Times New Roman" w:eastAsia="SimSun"/>
+                <w:b w:val="0"/>
+                <w:sz w:val="20"/>
+              </w:rPr>
+              <w:t>）；72h 组合 P(当月亏损) 约 14%（换种子 14.00–15.23% → 对外讲「约 15%」），</w:t>
+            </w:r>
+            <w:r>
+              <w:rPr>
+                <w:rFonts w:ascii="Times New Roman" w:hAnsi="Times New Roman" w:eastAsia="SimSun"/>
+                <w:b/>
+                <w:sz w:val="20"/>
+              </w:rPr>
+              <w:t>24h 档为 0.00% ⇒ 下限可设 0</w:t>
+            </w:r>
+            <w:r>
+              <w:rPr>
+                <w:rFonts w:ascii="Times New Roman" w:hAnsi="Times New Roman" w:eastAsia="SimSun"/>
+                <w:b w:val="0"/>
+                <w:sz w:val="20"/>
+              </w:rPr>
+              <w:t xml:space="preserve">；最坏月闭式 </w:t>
+            </w:r>
+            <w:r>
+              <w:rPr>
+                <w:rFonts w:ascii="Consolas" w:hAnsi="Consolas" w:eastAsia="Consolas"/>
+                <w:b w:val="0"/>
+                <w:sz w:val="20"/>
+              </w:rPr>
+              <w:t>N × 0.009</w:t>
+            </w:r>
+            <w:r>
+              <w:rPr>
+                <w:rFonts w:ascii="Times New Roman" w:hAnsi="Times New Roman" w:eastAsia="SimSun"/>
+                <w:b w:val="0"/>
+                <w:sz w:val="20"/>
+              </w:rPr>
+              <w:t xml:space="preserve">（200 份 = 1.8 ETH）；广州 72h 触发率点估计 11.57%、95% 区间下界 9.35% ⇒ </w:t>
+            </w:r>
+            <w:r>
+              <w:rPr>
+                <w:rFonts w:ascii="Times New Roman" w:hAnsi="Times New Roman" w:eastAsia="SimSun"/>
+                <w:b/>
+                <w:sz w:val="20"/>
+              </w:rPr>
+              <w:t>别说「广州一定亏」</w:t>
+            </w:r>
+            <w:r>
+              <w:rPr>
+                <w:rFonts w:ascii="Times New Roman" w:hAnsi="Times New Roman" w:eastAsia="SimSun"/>
+                <w:b w:val="0"/>
+                <w:sz w:val="20"/>
+              </w:rPr>
+              <w:t>；</w:t>
+            </w:r>
+            <w:r>
+              <w:rPr>
+                <w:rFonts w:ascii="Times New Roman" w:hAnsi="Times New Roman" w:eastAsia="SimSun"/>
+                <w:b/>
+                <w:sz w:val="20"/>
+              </w:rPr>
+              <w:t>`max_eth` 不可引用</w:t>
             </w:r>
           </w:p>
         </w:tc>
@@ -1883,7 +2003,7 @@
                 <w:b w:val="0"/>
                 <w:sz w:val="20"/>
               </w:rPr>
-              <w:t>10-金融与定价/精算口径.md</w:t>
+              <w:t>10-金融与定价/指标推导-变量表.md</w:t>
             </w:r>
             <w:r>
               <w:rPr>
@@ -1891,7 +2011,7 @@
                 <w:b w:val="0"/>
                 <w:sz w:val="20"/>
               </w:rPr>
-              <w:t xml:space="preserve"> §6.4</w:t>
+              <w:t xml:space="preserve"> §6</w:t>
             </w:r>
           </w:p>
         </w:tc>
